--- a/outputs/14-1.02.docx
+++ b/outputs/14-1.02.docx
@@ -503,33 +503,7 @@
                 <w:szCs w:val="20"/>
                 <w:color w:val="000000"/>
               </w:rPr>
-              <w:t xml:space="preserve">p-value</w:t>
-            </w:r>
-            <w:r>
-              <w:rPr>
-                <w:rFonts w:ascii="Courier New" w:hAnsi="Courier New" w:eastAsia="Courier New" w:cs="Courier New"/>
-                <w:i w:val="false"/>
-                <w:b w:val="false"/>
-                <w:u w:val="none"/>
-                <w:strike w:val="false"/>
-                <w:sz w:val="20"/>
-                <w:szCs w:val="20"/>
-                <w:color w:val="000000"/>
-              </w:rPr>
-              <w:br/>
-            </w:r>
-            <w:r>
-              <w:rPr>
-                <w:rFonts w:ascii="Courier New" w:hAnsi="Courier New" w:eastAsia="Courier New" w:cs="Courier New"/>
-                <w:i w:val="false"/>
-                <w:b w:val="false"/>
-                <w:u w:val="none"/>
-                <w:strike w:val="false"/>
-                <w:sz w:val="20"/>
-                <w:szCs w:val="20"/>
-                <w:color w:val="000000"/>
-              </w:rPr>
-              <w:t xml:space="preserve">[1]</w:t>
+              <w:t xml:space="preserve">p-value [1]</w:t>
             </w:r>
           </w:p>
         </w:tc>
